--- a/Perguntas sobre o projeto.docx
+++ b/Perguntas sobre o projeto.docx
@@ -14,8 +14,18 @@
     <w:p/>
     <w:p/>
     <w:p>
-      <w:r>
-        <w:t>Qual o tema do projeto?</w:t>
+      <w:pPr>
+        <w:rPr>
+          <w:b/>
+          <w:bCs/>
+        </w:rPr>
+      </w:pPr>
+      <w:r>
+        <w:rPr>
+          <w:b/>
+          <w:bCs/>
+        </w:rPr>
+        <w:t>Qual o tema do projeto? Por que este tema foi escolhido? Quais outros temas foram considerados?</w:t>
       </w:r>
     </w:p>
     <w:p>
@@ -24,7 +34,17 @@
       </w:r>
     </w:p>
     <w:p>
-      <w:r>
+      <w:pPr>
+        <w:rPr>
+          <w:b/>
+          <w:bCs/>
+        </w:rPr>
+      </w:pPr>
+      <w:r>
+        <w:rPr>
+          <w:b/>
+          <w:bCs/>
+        </w:rPr>
         <w:t>Quem são os integrantes do grupo?</w:t>
       </w:r>
     </w:p>
@@ -34,8 +54,18 @@
       </w:r>
     </w:p>
     <w:p>
-      <w:r>
-        <w:t>Quais bancos serão usados? Explique o motivo da escolha de cada banco.</w:t>
+      <w:pPr>
+        <w:rPr>
+          <w:b/>
+          <w:bCs/>
+        </w:rPr>
+      </w:pPr>
+      <w:r>
+        <w:rPr>
+          <w:b/>
+          <w:bCs/>
+        </w:rPr>
+        <w:t>Quais bancos serão usados? Quais dados serão armazenados em cada banco? Explique o motivo da escolha de cada banco.</w:t>
       </w:r>
     </w:p>
     <w:p>
@@ -57,8 +87,18 @@
       </w:r>
     </w:p>
     <w:p>
-      <w:r>
-        <w:t>Qual linguagem será usada para implementar cada parte do projeto? Explique o motivo da escolha.</w:t>
+      <w:pPr>
+        <w:rPr>
+          <w:b/>
+          <w:bCs/>
+        </w:rPr>
+      </w:pPr>
+      <w:r>
+        <w:rPr>
+          <w:b/>
+          <w:bCs/>
+        </w:rPr>
+        <w:t>Qual linguagem será utilizada e quais são os pacotes necessários? Em qual ambiente será desenvolvido? Explique o motivo da escolha.</w:t>
       </w:r>
     </w:p>
     <w:p>
@@ -75,22 +115,217 @@
       </w:r>
     </w:p>
     <w:p>
-      <w:r>
+      <w:pPr>
+        <w:rPr>
+          <w:b/>
+          <w:bCs/>
+        </w:rPr>
+      </w:pPr>
+      <w:r>
+        <w:rPr>
+          <w:b/>
+          <w:bCs/>
+        </w:rPr>
         <w:t>Considerando o teorema CAP, o que pode acontecer quando cada um dos bancos não estiver disponível?</w:t>
       </w:r>
     </w:p>
-    <w:p/>
-    <w:p>
-      <w:r>
+    <w:p>
+      <w:pPr>
+        <w:rPr>
+          <w:b/>
+          <w:bCs/>
+        </w:rPr>
+      </w:pPr>
+      <w:r>
+        <w:rPr>
+          <w:b/>
+          <w:bCs/>
+        </w:rPr>
         <w:t>Descreva como cada um dos bancos trabalha com o princípio de consistência.</w:t>
       </w:r>
     </w:p>
     <w:p>
-      <w:r>
+      <w:pPr>
+        <w:rPr>
+          <w:b/>
+          <w:bCs/>
+        </w:rPr>
+      </w:pPr>
+      <w:r>
+        <w:rPr>
+          <w:b/>
+          <w:bCs/>
+        </w:rPr>
         <w:t>Para os bancos não-relacionais que possuem mais do que uma réplica e/ou particionamento, o que ocorre quando uma instância do banco fica indisponível? Quantas instâncias podem ficar indisponível e ainda garantir a consistência dos dados?</w:t>
       </w:r>
     </w:p>
-    <w:p/>
+    <w:p>
+      <w:pPr>
+        <w:rPr>
+          <w:b/>
+          <w:bCs/>
+        </w:rPr>
+      </w:pPr>
+      <w:r>
+        <w:rPr>
+          <w:b/>
+          <w:bCs/>
+        </w:rPr>
+        <w:t>Como foi decidida a divisão dos dados em cada um dos bancos? Por que foi dividido desta forma?</w:t>
+      </w:r>
+    </w:p>
+    <w:p>
+      <w:pPr>
+        <w:rPr>
+          <w:b/>
+          <w:bCs/>
+        </w:rPr>
+      </w:pPr>
+      <w:r>
+        <w:rPr>
+          <w:b/>
+          <w:bCs/>
+        </w:rPr>
+        <w:t>Quais outros bancos foram considerados, além dos que foram escolhidos? O que levou o grupo a escolher estes bancos e não os outros?</w:t>
+      </w:r>
+    </w:p>
+    <w:p>
+      <w:pPr>
+        <w:rPr>
+          <w:b/>
+          <w:bCs/>
+        </w:rPr>
+      </w:pPr>
+      <w:r>
+        <w:rPr>
+          <w:b/>
+          <w:bCs/>
+        </w:rPr>
+        <w:t>Será utilizado ORM para conectar com o banco? Qual ORM ou por que não será usado?</w:t>
+      </w:r>
+    </w:p>
+    <w:p>
+      <w:pPr>
+        <w:rPr>
+          <w:b/>
+          <w:bCs/>
+        </w:rPr>
+      </w:pPr>
+      <w:r>
+        <w:rPr>
+          <w:b/>
+          <w:bCs/>
+        </w:rPr>
+        <w:t>Qual o formato dos dados que será utilizado no programa para representar os dados no banco relacional?</w:t>
+      </w:r>
+    </w:p>
+    <w:p>
+      <w:pPr>
+        <w:rPr>
+          <w:b/>
+          <w:bCs/>
+        </w:rPr>
+      </w:pPr>
+      <w:r>
+        <w:rPr>
+          <w:b/>
+          <w:bCs/>
+        </w:rPr>
+        <w:t>Seria possível armazenar os dados do banco relacional em um banco não-relacional sem perder funcionalidades do projeto? Explique sua resposta.</w:t>
+      </w:r>
+    </w:p>
+    <w:p>
+      <w:pPr>
+        <w:rPr>
+          <w:b/>
+          <w:bCs/>
+        </w:rPr>
+      </w:pPr>
+      <w:r>
+        <w:rPr>
+          <w:b/>
+          <w:bCs/>
+        </w:rPr>
+        <w:t xml:space="preserve">Seria possível armazenar os dados do banco não-relacional DB1 em um banco relacional ou outro tipo de </w:t>
+      </w:r>
+      <w:proofErr w:type="spellStart"/>
+      <w:r>
+        <w:rPr>
+          <w:b/>
+          <w:bCs/>
+        </w:rPr>
+        <w:t>NoSQL</w:t>
+      </w:r>
+      <w:proofErr w:type="spellEnd"/>
+      <w:r>
+        <w:rPr>
+          <w:b/>
+          <w:bCs/>
+        </w:rPr>
+        <w:t xml:space="preserve"> sem perder funcionalidades do projeto?</w:t>
+      </w:r>
+    </w:p>
+    <w:p>
+      <w:pPr>
+        <w:rPr>
+          <w:b/>
+          <w:bCs/>
+        </w:rPr>
+      </w:pPr>
+      <w:r>
+        <w:rPr>
+          <w:b/>
+          <w:bCs/>
+        </w:rPr>
+        <w:t>Qual banco foi escolhido para o DB1 e qual o formato (i.e., tipo) dos dados que serão armazenados? Quais outras opções foram consideradas? Explique a escolha.</w:t>
+      </w:r>
+    </w:p>
+    <w:p>
+      <w:pPr>
+        <w:rPr>
+          <w:b/>
+          <w:bCs/>
+        </w:rPr>
+      </w:pPr>
+      <w:r>
+        <w:rPr>
+          <w:b/>
+          <w:bCs/>
+        </w:rPr>
+        <w:lastRenderedPageBreak/>
+        <w:t>Qual banco foi escolhido para o DB2 e qual o formato (i.e., tipo) dos dados que serão armazenados? Quais outras opções foram consideradas? Explique a escolha.</w:t>
+      </w:r>
+    </w:p>
+    <w:p>
+      <w:pPr>
+        <w:rPr>
+          <w:b/>
+          <w:bCs/>
+        </w:rPr>
+      </w:pPr>
+      <w:r>
+        <w:rPr>
+          <w:b/>
+          <w:bCs/>
+        </w:rPr>
+        <w:t>Onde o projeto será executado no dia da apresentação? Qual o mínimo necessário para que ele seja desenvolvido? Por que será feito dessa forma?</w:t>
+      </w:r>
+    </w:p>
+    <w:p>
+      <w:pPr>
+        <w:rPr>
+          <w:b/>
+          <w:bCs/>
+        </w:rPr>
+      </w:pPr>
+      <w:r>
+        <w:rPr>
+          <w:b/>
+          <w:bCs/>
+        </w:rPr>
+        <w:t>Caso no dia da apresentação o equipamento utilizado para o desenvolvimento não esteja disponível, como será feita a apresentação?</w:t>
+      </w:r>
+    </w:p>
     <w:p/>
     <w:p/>
     <w:p/>
